--- a/docs/01_프로젝트_기획서.docx
+++ b/docs/01_프로젝트_기획서.docx
@@ -257,7 +257,7 @@
                 <w:rFonts w:ascii="맑은 고딕" w:hAnsi="맑은 고딕" w:eastAsia="맑은 고딕"/>
                 <w:sz w:val="19"/>
               </w:rPr>
-              <w:t>초안 v0.1 — 수강생 제출 자료 기반</w:t>
+              <w:t>초안 v0.2 — 수강생 추가 게시물·댓글 반영</w:t>
             </w:r>
           </w:p>
         </w:tc>
@@ -337,6 +337,15 @@
           <w:sz w:val="21"/>
         </w:rPr>
         <w:t xml:space="preserve"> 이유는 8장에 적습니다.</w:t>
+      </w:r>
+    </w:p>
+    <w:p>
+      <w:r>
+        <w:rPr>
+          <w:rFonts w:ascii="맑은 고딕" w:hAnsi="맑은 고딕" w:eastAsia="맑은 고딕"/>
+          <w:sz w:val="21"/>
+        </w:rPr>
+        <w:t>v0.2에서는 수강생이 2026-09-28 패들릿 댓글로 보낸 확인 필요 사항 답변(10장 4·5·6·7·8·11번)을 반영했습니다. 반영한 곳은 3장, 5장, 7장, 8장, 10장입니다.</w:t>
       </w:r>
     </w:p>
     <w:p>
@@ -995,7 +1004,7 @@
                 <w:rFonts w:ascii="맑은 고딕" w:hAnsi="맑은 고딕" w:eastAsia="맑은 고딕"/>
                 <w:sz w:val="19"/>
               </w:rPr>
-              <w:t>사내 개발 일정 — 사내 한정. 항목·양식 미확정(확인 필요)</w:t>
+              <w:t>사내 개발 일정 — 사내 한정. 항목·양식 미확정. 수강생이 보안에 걸리지 않는 샘플 캡처를 패들릿에 올리기로 함(2026-09-28 댓글)</w:t>
             </w:r>
           </w:p>
         </w:tc>
@@ -1119,7 +1128,22 @@
                 <w:rFonts w:ascii="맑은 고딕" w:hAnsi="맑은 고딕" w:eastAsia="맑은 고딕"/>
                 <w:sz w:val="19"/>
               </w:rPr>
-              <w:t>사내 커뮤니케이션 — 민감</w:t>
+              <w:t xml:space="preserve">사내 커뮤니케이션 — 민감. </w:t>
+            </w:r>
+            <w:r>
+              <w:rPr>
+                <w:rFonts w:ascii="맑은 고딕" w:hAnsi="맑은 고딕" w:eastAsia="맑은 고딕"/>
+                <w:b/>
+                <w:sz w:val="19"/>
+              </w:rPr>
+              <w:t>용도는 이슈 근거 첨부</w:t>
+            </w:r>
+            <w:r>
+              <w:rPr>
+                <w:rFonts w:ascii="맑은 고딕" w:hAnsi="맑은 고딕" w:eastAsia="맑은 고딕"/>
+                <w:sz w:val="19"/>
+              </w:rPr>
+              <w:t>(2026-09-28 댓글). 메일에서 이슈를 뽑아내는 용도는 아님</w:t>
             </w:r>
           </w:p>
         </w:tc>
@@ -1195,6 +1219,23 @@
           <w:sz w:val="21"/>
         </w:rPr>
         <w:t>실제 일정 Excel과 이슈 기록 샘플은 아직 받지 못했습니다(10장).</w:t>
+      </w:r>
+    </w:p>
+    <w:p>
+      <w:r>
+        <w:rPr>
+          <w:rFonts w:ascii="맑은 고딕" w:hAnsi="맑은 고딕" w:eastAsia="맑은 고딕"/>
+          <w:b/>
+          <w:sz w:val="21"/>
+        </w:rPr>
+        <w:t>외부 AI 사용 제한(2026-09-28 댓글)</w:t>
+      </w:r>
+      <w:r>
+        <w:rPr>
+          <w:rFonts w:ascii="맑은 고딕" w:hAnsi="맑은 고딕" w:eastAsia="맑은 고딕"/>
+          <w:sz w:val="21"/>
+        </w:rPr>
+        <w:t xml:space="preserve"> — 사내 자료는 보안 사항을 지우더라도 외부 AI 서비스에 넣기 어렵다고 답했습니다. 따라서 과제 B의 기종·일정·이슈·자료 정보는 외부 AI에 보내지 않습니다. 과제 A는 경쟁사 공식 홈페이지의 공개 자료만 다루므로 외부 AI 사용이 가능하다고 보되(가정), 사내 기종 정보나 검증 목표를 프롬프트에 섞지 않습니다.</w:t>
       </w:r>
     </w:p>
     <w:p>
@@ -1702,7 +1743,84 @@
                 <w:rFonts w:ascii="맑은 고딕" w:hAnsi="맑은 고딕" w:eastAsia="맑은 고딕"/>
                 <w:sz w:val="19"/>
               </w:rPr>
-              <w:t>기종 추가 / 수정 / 삭제</w:t>
+              <w:t xml:space="preserve">기종 추가 / 수정 / 삭제. 기종마다 </w:t>
+            </w:r>
+            <w:r>
+              <w:rPr>
+                <w:rFonts w:ascii="맑은 고딕" w:hAnsi="맑은 고딕" w:eastAsia="맑은 고딕"/>
+                <w:b/>
+                <w:sz w:val="19"/>
+              </w:rPr>
+              <w:t>자료 저장소 링크</w:t>
+            </w:r>
+            <w:r>
+              <w:rPr>
+                <w:rFonts w:ascii="맑은 고딕" w:hAnsi="맑은 고딕" w:eastAsia="맑은 고딕"/>
+                <w:sz w:val="19"/>
+              </w:rPr>
+              <w:t>(사내 공유 폴더 경로나 주소)를 기록해 바로 열 수 있게 함</w:t>
+            </w:r>
+          </w:p>
+        </w:tc>
+        <w:tc>
+          <w:tcPr>
+            <w:tcW w:type="dxa" w:w="2880"/>
+          </w:tcPr>
+          <w:p>
+            <w:r/>
+            <w:r>
+              <w:rPr>
+                <w:rFonts w:ascii="맑은 고딕" w:hAnsi="맑은 고딕" w:eastAsia="맑은 고딕"/>
+                <w:sz w:val="19"/>
+              </w:rPr>
+              <w:t>MVP</w:t>
+            </w:r>
+          </w:p>
+        </w:tc>
+      </w:tr>
+      <w:tr>
+        <w:tc>
+          <w:tcPr>
+            <w:tcW w:type="dxa" w:w="2880"/>
+          </w:tcPr>
+          <w:p>
+            <w:r/>
+            <w:r>
+              <w:rPr>
+                <w:rFonts w:ascii="맑은 고딕" w:hAnsi="맑은 고딕" w:eastAsia="맑은 고딕"/>
+                <w:sz w:val="19"/>
+              </w:rPr>
+              <w:t>개발 단계 설정</w:t>
+            </w:r>
+          </w:p>
+        </w:tc>
+        <w:tc>
+          <w:tcPr>
+            <w:tcW w:type="dxa" w:w="2880"/>
+          </w:tcPr>
+          <w:p>
+            <w:r/>
+            <w:r>
+              <w:rPr>
+                <w:rFonts w:ascii="맑은 고딕" w:hAnsi="맑은 고딕" w:eastAsia="맑은 고딕"/>
+                <w:sz w:val="19"/>
+              </w:rPr>
+              <w:t xml:space="preserve">개발 단계 이름·순서를 </w:t>
+            </w:r>
+            <w:r>
+              <w:rPr>
+                <w:rFonts w:ascii="맑은 고딕" w:hAnsi="맑은 고딕" w:eastAsia="맑은 고딕"/>
+                <w:b/>
+                <w:sz w:val="19"/>
+              </w:rPr>
+              <w:t>전 기종 공통</w:t>
+            </w:r>
+            <w:r>
+              <w:rPr>
+                <w:rFonts w:ascii="맑은 고딕" w:hAnsi="맑은 고딕" w:eastAsia="맑은 고딕"/>
+                <w:sz w:val="19"/>
+              </w:rPr>
+              <w:t>으로 한 번 정의(2026-09-28 댓글). 실제 단계 명칭은 샘플을 받은 뒤 확정</w:t>
             </w:r>
           </w:p>
         </w:tc>
@@ -1828,7 +1946,7 @@
                 <w:rFonts w:ascii="맑은 고딕" w:hAnsi="맑은 고딕" w:eastAsia="맑은 고딕"/>
                 <w:sz w:val="19"/>
               </w:rPr>
-              <w:t>이슈 관리</w:t>
+              <w:t>이슈 관리함</w:t>
             </w:r>
           </w:p>
         </w:tc>
@@ -1843,7 +1961,7 @@
                 <w:rFonts w:ascii="맑은 고딕" w:hAnsi="맑은 고딕" w:eastAsia="맑은 고딕"/>
                 <w:sz w:val="19"/>
               </w:rPr>
-              <w:t>기종·단계별 이슈 등록, 상태(열림/조치중/종결), 담당자, 기한 기록 (가정 — 이슈 항목 구성은 확인 필요)</w:t>
+              <w:t>기종마다 「이슈 관리함」 버튼으로 그 기종의 모든 이슈를 한 화면에서 관리(2026-09-28 댓글). 이슈 등록, 상태(열림/조치중/종결), 단계, 담당자, 기한 기록 (가정 — 이슈 세부 항목은 샘플 확인 후 확정)</w:t>
             </w:r>
           </w:p>
         </w:tc>
@@ -1859,6 +1977,53 @@
                 <w:sz w:val="19"/>
               </w:rPr>
               <w:t>MVP</w:t>
+            </w:r>
+          </w:p>
+        </w:tc>
+      </w:tr>
+      <w:tr>
+        <w:tc>
+          <w:tcPr>
+            <w:tcW w:type="dxa" w:w="2880"/>
+          </w:tcPr>
+          <w:p>
+            <w:r/>
+            <w:r>
+              <w:rPr>
+                <w:rFonts w:ascii="맑은 고딕" w:hAnsi="맑은 고딕" w:eastAsia="맑은 고딕"/>
+                <w:sz w:val="19"/>
+              </w:rPr>
+              <w:t>이슈 근거 첨부</w:t>
+            </w:r>
+          </w:p>
+        </w:tc>
+        <w:tc>
+          <w:tcPr>
+            <w:tcW w:type="dxa" w:w="2880"/>
+          </w:tcPr>
+          <w:p>
+            <w:r/>
+            <w:r>
+              <w:rPr>
+                <w:rFonts w:ascii="맑은 고딕" w:hAnsi="맑은 고딕" w:eastAsia="맑은 고딕"/>
+                <w:sz w:val="19"/>
+              </w:rPr>
+              <w:t>Outlook MSG 등 근거 자료를 이슈에 붙임(2026-09-28 댓글). 1단계는 파일명·저장 위치(링크)만 기록하고, 파일 자체 보관은 저장소가 정해진 뒤</w:t>
+            </w:r>
+          </w:p>
+        </w:tc>
+        <w:tc>
+          <w:tcPr>
+            <w:tcW w:type="dxa" w:w="2880"/>
+          </w:tcPr>
+          <w:p>
+            <w:r/>
+            <w:r>
+              <w:rPr>
+                <w:rFonts w:ascii="맑은 고딕" w:hAnsi="맑은 고딕" w:eastAsia="맑은 고딕"/>
+                <w:sz w:val="19"/>
+              </w:rPr>
+              <w:t>MVP(파일명·링크) / 확장(파일 저장)</w:t>
             </w:r>
           </w:p>
         </w:tc>
@@ -2889,6 +3054,26 @@
           <w:b/>
           <w:sz w:val="21"/>
         </w:rPr>
+        <w:t>과제 B는 외부 AI를 쓰지 않습니다.</w:t>
+      </w:r>
+      <w:r>
+        <w:rPr>
+          <w:rFonts w:ascii="맑은 고딕" w:hAnsi="맑은 고딕" w:eastAsia="맑은 고딕"/>
+          <w:sz w:val="21"/>
+        </w:rPr>
+        <w:t xml:space="preserve"> 수강생 답변(2026-09-28)대로 사내 자료는 외부 AI 서비스에 넣기 어렵기 때문입니다. 임박·지연 계산은 브라우저 안의 규칙 계산으로 합니다.</w:t>
+      </w:r>
+    </w:p>
+    <w:p>
+      <w:pPr>
+        <w:pStyle w:val="ListBullet"/>
+      </w:pPr>
+      <w:r>
+        <w:rPr>
+          <w:rFonts w:ascii="맑은 고딕" w:hAnsi="맑은 고딕" w:eastAsia="맑은 고딕"/>
+          <w:b/>
+          <w:sz w:val="21"/>
+        </w:rPr>
         <w:t>과제 A — 1차는 NotebookLM 또는 Dify 지식베이스</w:t>
       </w:r>
       <w:r>
@@ -2896,7 +3081,7 @@
           <w:rFonts w:ascii="맑은 고딕" w:hAnsi="맑은 고딕" w:eastAsia="맑은 고딕"/>
           <w:sz w:val="21"/>
         </w:rPr>
-        <w:t>로 공개 자료 요약을 시험하고, 통합 페이지에는 결과 리포트 보기·내려받기 화면을 둡니다. 자동 수집은 브랜드별 사이트 구조가 달라 별도 Python 수집기가 필요합니다(2단계, 가정).</w:t>
+        <w:t>로 공개 자료 요약을 시험하고, 통합 페이지에는 결과 리포트 보기·내려받기 화면을 둡니다. 자동 수집은 브랜드별 사이트 구조가 달라 별도 Python 수집기가 필요합니다(3단계, 가정). 사내 망에서 경쟁사 홈페이지 접속·다운로드는 가능하다고 답을 받았습니다(2026-09-28 댓글).</w:t>
       </w:r>
     </w:p>
     <w:p>
@@ -3011,7 +3196,7 @@
           <w:rFonts w:ascii="맑은 고딕" w:hAnsi="맑은 고딕" w:eastAsia="맑은 고딕"/>
           <w:sz w:val="21"/>
         </w:rPr>
-        <w:t>브라우저 도구: 기종 추가·수정·삭제, 개발 단계별 일정 입력, 이슈 기록(상태·담당자·기한), 자료 목록(파일명·단계·링크·메모) 관리</w:t>
+        <w:t>브라우저 도구: 기종 추가·수정·삭제(기종별 자료 저장소 링크 포함), 전 기종 공통 개발 단계 설정, 개발 단계별 일정 입력, 기종별 「이슈 관리함」(상태·단계·담당자·기한, 근거 첨부 파일명·링크), 자료 목록(파일명·단계·링크·메모) 관리</w:t>
       </w:r>
     </w:p>
     <w:p>
@@ -3062,7 +3247,7 @@
           <w:rFonts w:ascii="맑은 고딕" w:hAnsi="맑은 고딕" w:eastAsia="맑은 고딕"/>
           <w:sz w:val="21"/>
         </w:rPr>
-        <w:t>데이터는 브라우저 안에만 저장(개인용 시험판)</w:t>
+        <w:t>데이터는 브라우저 안에만 저장(개인용 시험판). 외부 AI로 보내는 기능은 두지 않음</w:t>
       </w:r>
     </w:p>
     <w:p>
@@ -3084,7 +3269,7 @@
           <w:rFonts w:ascii="맑은 고딕" w:hAnsi="맑은 고딕" w:eastAsia="맑은 고딕"/>
           <w:sz w:val="21"/>
         </w:rPr>
-        <w:t>NotebookLM(또는 Dify)에 담당자가 내려받은 공개 브로셔 몇 건을 넣어 「신규 기능 / Sales Point / 스펙 비교 + 출처」 형식의 요약 프롬프트를 확정합니다.</w:t>
+        <w:t>NotebookLM(또는 Dify)에 담당자가 사내 망에서 내려받은 공개 브로셔 몇 건을 넣어 「신규 기능 / Sales Point / 스펙 비교 + 출처」 형식의 요약 프롬프트를 확정합니다.</w:t>
       </w:r>
     </w:p>
     <w:p>
@@ -3096,7 +3281,7 @@
           <w:rFonts w:ascii="맑은 고딕" w:hAnsi="맑은 고딕" w:eastAsia="맑은 고딕"/>
           <w:sz w:val="21"/>
         </w:rPr>
-        <w:t>통합 페이지에는 시장·기종 입력, 브랜드 1~5위 선정 기록, 리포트 붙여넣기·보기 화면만 둡니다.</w:t>
+        <w:t>통합 페이지에는 시장·기종 입력, 브랜드 1~5위 선정 기록, 공개 자료 목록, 요약 프롬프트 만들기(복사용), 리포트 붙여넣기·보기 화면만 둡니다. 프롬프트에는 공개 자료 정보만 넣습니다.</w:t>
       </w:r>
     </w:p>
     <w:p>
@@ -3507,7 +3692,22 @@
           <w:rFonts w:ascii="맑은 고딕" w:hAnsi="맑은 고딕" w:eastAsia="맑은 고딕"/>
           <w:sz w:val="21"/>
         </w:rPr>
-        <w:t>개발 중 기종 자료를 외부 AI 서비스(NotebookLM, Dify, OpenAI 등)에 넣어도 되는지 — 과제 A의 공개 자료는 문제없더라도 과제 B 자료는 별도 판단이 필요합니다.</w:t>
+        <w:t xml:space="preserve">개발 중 기종 자료를 외부 AI 서비스에 넣어도 되는지 — </w:t>
+      </w:r>
+      <w:r>
+        <w:rPr>
+          <w:rFonts w:ascii="맑은 고딕" w:hAnsi="맑은 고딕" w:eastAsia="맑은 고딕"/>
+          <w:b/>
+          <w:sz w:val="21"/>
+        </w:rPr>
+        <w:t>답변(2026-09-28): 보안 사항을 지워도 어려움.</w:t>
+      </w:r>
+      <w:r>
+        <w:rPr>
+          <w:rFonts w:ascii="맑은 고딕" w:hAnsi="맑은 고딕" w:eastAsia="맑은 고딕"/>
+          <w:sz w:val="21"/>
+        </w:rPr>
+        <w:t xml:space="preserve"> 과제 B는 외부 AI 없이 만듭니다. 과제 A의 공개 자료를 외부 AI에 넣는 것이 사내 규정상 허용되는지는 계속 확인이 필요합니다.</w:t>
       </w:r>
     </w:p>
     <w:p>
@@ -3529,7 +3729,15 @@
           <w:rFonts w:ascii="맑은 고딕" w:hAnsi="맑은 고딕" w:eastAsia="맑은 고딕"/>
           <w:sz w:val="21"/>
         </w:rPr>
-        <w:t>개발 기종 일정 Excel 실물(또는 개인정보를 지운 샘플) — 열 이름, 개발 단계 명칭, 한 파일에 담긴 기종 수</w:t>
+        <w:t xml:space="preserve">개발 기종 일정 Excel 실물(또는 개인정보를 지운 샘플) — 열 이름, 개발 단계 명칭, 한 파일에 담긴 기종 수 — </w:t>
+      </w:r>
+      <w:r>
+        <w:rPr>
+          <w:rFonts w:ascii="맑은 고딕" w:hAnsi="맑은 고딕" w:eastAsia="맑은 고딕"/>
+          <w:b/>
+          <w:sz w:val="21"/>
+        </w:rPr>
+        <w:t>수강생이 보안에 걸리지 않는 샘플 캡처를 패들릿에 올리기로 함(2026-09-28 댓글). 받을 때까지 1단계는 가정 양식 + 열 이름 매핑으로 만듭니다.</w:t>
       </w:r>
     </w:p>
     <w:p>
@@ -3541,7 +3749,22 @@
           <w:rFonts w:ascii="맑은 고딕" w:hAnsi="맑은 고딕" w:eastAsia="맑은 고딕"/>
           <w:sz w:val="21"/>
         </w:rPr>
-        <w:t>이슈 관리에 필요한 항목(이슈 번호, 분류, 심각도, 조치 내용, 종결일 등)과 현재 이슈를 기록하는 곳</w:t>
+        <w:t xml:space="preserve">이슈 관리에 필요한 항목 — </w:t>
+      </w:r>
+      <w:r>
+        <w:rPr>
+          <w:rFonts w:ascii="맑은 고딕" w:hAnsi="맑은 고딕" w:eastAsia="맑은 고딕"/>
+          <w:b/>
+          <w:sz w:val="21"/>
+        </w:rPr>
+        <w:t>답변(2026-09-28): 기종별 모든 이슈를 관리하는 「관리함」 버튼과 저장소 링크가 있으면 좋겠다.</w:t>
+      </w:r>
+      <w:r>
+        <w:rPr>
+          <w:rFonts w:ascii="맑은 고딕" w:hAnsi="맑은 고딕" w:eastAsia="맑은 고딕"/>
+          <w:sz w:val="21"/>
+        </w:rPr>
+        <w:t xml:space="preserve"> 5장에 반영했습니다. 이슈 세부 항목(분류, 심각도, 조치 내용, 종결일 등)은 샘플을 받은 뒤 확정합니다.</w:t>
       </w:r>
     </w:p>
     <w:p>
@@ -3553,7 +3776,22 @@
           <w:rFonts w:ascii="맑은 고딕" w:hAnsi="맑은 고딕" w:eastAsia="맑은 고딕"/>
           <w:sz w:val="21"/>
         </w:rPr>
-        <w:t>개발 단계 구분(단계 이름·순서)이 전 기종 공통인지</w:t>
+        <w:t xml:space="preserve">개발 단계 구분이 전 기종 공통인지 — </w:t>
+      </w:r>
+      <w:r>
+        <w:rPr>
+          <w:rFonts w:ascii="맑은 고딕" w:hAnsi="맑은 고딕" w:eastAsia="맑은 고딕"/>
+          <w:b/>
+          <w:sz w:val="21"/>
+        </w:rPr>
+        <w:t>답변(2026-09-28): 전 기종 공통.</w:t>
+      </w:r>
+      <w:r>
+        <w:rPr>
+          <w:rFonts w:ascii="맑은 고딕" w:hAnsi="맑은 고딕" w:eastAsia="맑은 고딕"/>
+          <w:sz w:val="21"/>
+        </w:rPr>
+        <w:t xml:space="preserve"> 단계 이름·순서 자체는 아직 받지 못했습니다.</w:t>
       </w:r>
     </w:p>
     <w:p>
@@ -3565,7 +3803,22 @@
           <w:rFonts w:ascii="맑은 고딕" w:hAnsi="맑은 고딕" w:eastAsia="맑은 고딕"/>
           <w:sz w:val="21"/>
         </w:rPr>
-        <w:t>Outlook MSG 메일을 어떤 용도로 쓰려는지(이슈 근거 첨부인지, 메일에서 이슈를 뽑아내려는 것인지)</w:t>
+        <w:t xml:space="preserve">Outlook MSG 메일의 용도 — </w:t>
+      </w:r>
+      <w:r>
+        <w:rPr>
+          <w:rFonts w:ascii="맑은 고딕" w:hAnsi="맑은 고딕" w:eastAsia="맑은 고딕"/>
+          <w:b/>
+          <w:sz w:val="21"/>
+        </w:rPr>
+        <w:t>답변(2026-09-28): 이슈 근거 첨부용.</w:t>
+      </w:r>
+      <w:r>
+        <w:rPr>
+          <w:rFonts w:ascii="맑은 고딕" w:hAnsi="맑은 고딕" w:eastAsia="맑은 고딕"/>
+          <w:sz w:val="21"/>
+        </w:rPr>
+        <w:t xml:space="preserve"> 첨부 파일을 실제로 보관할 위치는 2번과 함께 정해야 합니다.</w:t>
       </w:r>
     </w:p>
     <w:p>
@@ -3611,7 +3864,22 @@
           <w:rFonts w:ascii="맑은 고딕" w:hAnsi="맑은 고딕" w:eastAsia="맑은 고딕"/>
           <w:sz w:val="21"/>
         </w:rPr>
-        <w:t>사내 망에서 경쟁사 홈페이지 접속·다운로드가 가능한지(자동 수집 가능 여부)</w:t>
+        <w:t xml:space="preserve">사내 망에서 경쟁사 홈페이지 접속·다운로드가 가능한지 — </w:t>
+      </w:r>
+      <w:r>
+        <w:rPr>
+          <w:rFonts w:ascii="맑은 고딕" w:hAnsi="맑은 고딕" w:eastAsia="맑은 고딕"/>
+          <w:b/>
+          <w:sz w:val="21"/>
+        </w:rPr>
+        <w:t>답변(2026-09-28): 가능.</w:t>
+      </w:r>
+      <w:r>
+        <w:rPr>
+          <w:rFonts w:ascii="맑은 고딕" w:hAnsi="맑은 고딕" w:eastAsia="맑은 고딕"/>
+          <w:sz w:val="21"/>
+        </w:rPr>
+        <w:t xml:space="preserve"> 자동 수집은 브랜드별 사이트 구조를 본 뒤 3단계에서 판단합니다.</w:t>
       </w:r>
     </w:p>
     <w:p>
@@ -3754,6 +4022,67 @@
                 <w:sz w:val="19"/>
               </w:rPr>
               <w:t>직무·소속(건설장비 선행품질파트), 현안 2건(Bench Marking Agent, 개발 기종 일정/Issue 관리 Page), 보유 데이터(PPT, Excel, Outlook MSG, Image), 기대 산출물</w:t>
+            </w:r>
+          </w:p>
+        </w:tc>
+      </w:tr>
+      <w:tr>
+        <w:tc>
+          <w:tcPr>
+            <w:tcW w:type="dxa" w:w="2880"/>
+          </w:tcPr>
+          <w:p>
+            <w:r/>
+            <w:r>
+              <w:rPr>
+                <w:rFonts w:ascii="맑은 고딕" w:hAnsi="맑은 고딕" w:eastAsia="맑은 고딕"/>
+                <w:sz w:val="19"/>
+              </w:rPr>
+              <w:t>패들릿 댓글 (2026-09-28T08:28)</w:t>
+            </w:r>
+          </w:p>
+        </w:tc>
+        <w:tc>
+          <w:tcPr>
+            <w:tcW w:type="dxa" w:w="2880"/>
+          </w:tcPr>
+          <w:p>
+            <w:r/>
+            <w:r>
+              <w:rPr>
+                <w:rFonts w:ascii="맑은 고딕" w:hAnsi="맑은 고딕" w:eastAsia="맑은 고딕"/>
+                <w:sz w:val="19"/>
+              </w:rPr>
+              <w:t xml:space="preserve">「GitHub 리포지토리 · data09-11」 게시물 댓글 — </w:t>
+            </w:r>
+            <w:r>
+              <w:rPr>
+                <w:rFonts w:ascii="Consolas" w:hAnsi="Consolas" w:eastAsia="맑은 고딕"/>
+                <w:sz w:val="18"/>
+              </w:rPr>
+              <w:t>docs/source/패들릿_제출_원문.md</w:t>
+            </w:r>
+            <w:r>
+              <w:rPr>
+                <w:rFonts w:ascii="맑은 고딕" w:hAnsi="맑은 고딕" w:eastAsia="맑은 고딕"/>
+                <w:sz w:val="19"/>
+              </w:rPr>
+              <w:t xml:space="preserve"> 「2026-09-28 추가 게시물·댓글」</w:t>
+            </w:r>
+          </w:p>
+        </w:tc>
+        <w:tc>
+          <w:tcPr>
+            <w:tcW w:type="dxa" w:w="2880"/>
+          </w:tcPr>
+          <w:p>
+            <w:r/>
+            <w:r>
+              <w:rPr>
+                <w:rFonts w:ascii="맑은 고딕" w:hAnsi="맑은 고딕" w:eastAsia="맑은 고딕"/>
+                <w:sz w:val="19"/>
+              </w:rPr>
+              <w:t>기획서 10장 확인 필요 사항 6건 답변(외부 AI 불가, 샘플 캡처 예정, 이슈 관리함·저장소 링크, 단계 전 기종 공통, MSG는 이슈 근거 첨부용, 사내 망 접속·다운로드 가능)</w:t>
             </w:r>
           </w:p>
         </w:tc>
